--- a/docs/PV_GO_NOGO_2026-09-22.docx
+++ b/docs/PV_GO_NOGO_2026-09-22.docx
@@ -978,7 +978,7 @@
                 <w:sz w:val="18"/>
                 <w:szCs w:val="18"/>
               </w:rPr>
-              <w:t xml:space="preserve">PLAN_Bascule_FedaPay_Live §0, porte P1 : ❌ non exécutée (aucune clé sandbox). Patch d’idempotence atomique §5 prêt mais NON appliqué.</w:t>
+              <w:t xml:space="preserve">PLAN_Bascule_FedaPay_Live §0, porte P1 : ❌ non exécutée (aucune clé sandbox). Patch d’idempotence atomique §5 appliqué le 22/09/2026 sur accord du porteur (re-tests webhooks verts) ; contrôle S7 non rejoué faute de clé sandbox.</w:t>
             </w:r>
           </w:p>
         </w:tc>
@@ -1741,7 +1741,7 @@
                 <w:sz w:val="18"/>
                 <w:szCs w:val="18"/>
               </w:rPr>
-              <w:t xml:space="preserve">AUDIT_Securite_Release_2026-09 (22/09/2026) : 13 correctifs appliqués et testés (376 API + 48 web verts localement) ; 15 résiduels ; 2 points §5 en attente ; aucun test d’intrusion externe.</w:t>
+              <w:t xml:space="preserve">AUDIT_Securite_Release_2026-09 (22/09/2026) : 13 correctifs appliqués et testés ; 15 résiduels ; patch §5 d’idempotence appliqué le 22/09/2026 (378 API + 48 web verts localement) ; aucun test d’intrusion externe.</w:t>
             </w:r>
           </w:p>
         </w:tc>
@@ -1850,7 +1850,7 @@
                 <w:sz w:val="18"/>
                 <w:szCs w:val="18"/>
               </w:rPr>
-              <w:t xml:space="preserve">Exécutés localement le 22/09/2026 sur PostgreSQL 16 + Redis réels : 376 tests API + 48 tests web verts ; typecheck, lint, metrics:check verts.</w:t>
+              <w:t xml:space="preserve">Exécutés localement le 22/09/2026 sur PostgreSQL 16 + Redis réels : 378 tests API + 48 tests web verts ; typecheck, lint, metrics:check verts.</w:t>
             </w:r>
           </w:p>
         </w:tc>
@@ -2391,7 +2391,7 @@
                 <w:sz w:val="18"/>
                 <w:szCs w:val="18"/>
               </w:rPr>
-              <w:t xml:space="preserve">Autoriser (ou refuser) le patch §5, puis dérouler RECETTE_FedaPay_Sandbox S1→S7 signée.</w:t>
+              <w:t xml:space="preserve">Dérouler RECETTE_FedaPay_Sandbox S1→S7 signée (S7 = rejeu des livraisons simultanées).</w:t>
             </w:r>
           </w:p>
         </w:tc>
@@ -2416,7 +2416,7 @@
                 <w:sz w:val="18"/>
                 <w:szCs w:val="18"/>
               </w:rPr>
-              <w:t xml:space="preserve">Porteur (décision §5) + FedaPay (KYC marchand)</w:t>
+              <w:t xml:space="preserve">Porteur + FedaPay (KYC marchand)</w:t>
             </w:r>
           </w:p>
         </w:tc>
@@ -2944,7 +2944,7 @@
                 <w:sz w:val="18"/>
                 <w:szCs w:val="18"/>
               </w:rPr>
-              <w:t xml:space="preserve">Décision sur le patch §5 d’idempotence ; test d’intrusion externe recommandé avant ouverture publique.</w:t>
+              <w:t xml:space="preserve">Test d’intrusion externe avant ouverture publique ; journalisation des corps d’erreur FedaPay bruts (§5) à revoir.</w:t>
             </w:r>
           </w:p>
         </w:tc>
@@ -2969,7 +2969,7 @@
                 <w:sz w:val="18"/>
                 <w:szCs w:val="18"/>
               </w:rPr>
-              <w:t xml:space="preserve">Porteur</w:t>
+              <w:t xml:space="preserve">Porteur + prestataire de test d’intrusion</w:t>
             </w:r>
           </w:p>
         </w:tc>
@@ -3047,7 +3047,7 @@
           <w:sz w:val="21"/>
           <w:szCs w:val="21"/>
         </w:rPr>
-        <w:t xml:space="preserve">Mettre en service le serveur (C3), puis ouvrir les comptes fournisseurs (C4) et dérouler la recette du paiement en bac à sable (C5), après décision sur le correctif d’idempotence.</w:t>
+        <w:t xml:space="preserve">Mettre en service le serveur (C3), puis ouvrir les comptes fournisseurs (C4) et dérouler la recette du paiement en bac à sable (C5) ; le correctif d’idempotence est appliqué depuis le 22/09/2026.</w:t>
       </w:r>
     </w:p>
     <w:p>
